--- a/word/Титульный лист.docx
+++ b/word/Титульный лист.docx
@@ -4,7 +4,7 @@
   <w:body>
     <w:p>
       <w:pPr>
-        <w:pStyle w:val="a7"/>
+        <w:pStyle w:val="Subtitle"/>
       </w:pPr>
       <w:r>
         <w:t>МИНИСТЕРСТВО ОБРАЗОВАНИЯ РЕСПУБЛИКИ БЕЛАРУСЬ</w:t>
@@ -12,7 +12,7 @@
     </w:p>
     <w:p>
       <w:pPr>
-        <w:pStyle w:val="a7"/>
+        <w:pStyle w:val="Subtitle"/>
       </w:pPr>
       <w:r>
         <w:t>УЧЕРЕЖДЕНИЕ ОБРАЗОВАНИЯ «ПОЛОЦКИЙ ГОСУДАРСТВЕННЫЙ УНИВЕРСИТЕТ</w:t>
@@ -31,7 +31,7 @@
     <w:p/>
     <w:p>
       <w:pPr>
-        <w:pStyle w:val="a7"/>
+        <w:pStyle w:val="Subtitle"/>
         <w:ind w:right="125"/>
         <w:jc w:val="right"/>
       </w:pPr>
@@ -41,7 +41,7 @@
     </w:p>
     <w:p>
       <w:pPr>
-        <w:pStyle w:val="a7"/>
+        <w:pStyle w:val="Subtitle"/>
         <w:ind w:right="125"/>
         <w:jc w:val="right"/>
       </w:pPr>
@@ -55,7 +55,7 @@
     <w:p/>
     <w:p>
       <w:pPr>
-        <w:pStyle w:val="a9"/>
+        <w:pStyle w:val="Title"/>
       </w:pPr>
       <w:r>
         <w:t>КУРСОВ</w:t>
@@ -67,7 +67,7 @@
     <w:p/>
     <w:p>
       <w:pPr>
-        <w:pStyle w:val="a7"/>
+        <w:pStyle w:val="Subtitle"/>
         <w:rPr>
           <w:b/>
         </w:rPr>
@@ -93,7 +93,7 @@
     </w:p>
     <w:p>
       <w:pPr>
-        <w:pStyle w:val="a7"/>
+        <w:pStyle w:val="Subtitle"/>
         <w:rPr>
           <w:b/>
         </w:rPr>
@@ -126,7 +126,7 @@
         <w:rPr>
           <w:b/>
         </w:rPr>
-        <w:t>Заработная плата</w:t>
+        <w:t>Авиарейсы</w:t>
       </w:r>
       <w:r>
         <w:rPr>
@@ -142,7 +142,7 @@
     <w:p/>
     <w:tbl>
       <w:tblPr>
-        <w:tblStyle w:val="af"/>
+        <w:tblStyle w:val="TableGrid"/>
         <w:tblW w:w="9639" w:type="dxa"/>
         <w:tblInd w:w="534" w:type="dxa"/>
         <w:tblBorders>
@@ -179,7 +179,7 @@
           </w:tcPr>
           <w:p>
             <w:pPr>
-              <w:pStyle w:val="a7"/>
+              <w:pStyle w:val="Subtitle"/>
               <w:tabs>
                 <w:tab w:val="left" w:pos="6237"/>
               </w:tabs>
@@ -188,58 +188,66 @@
               <w:jc w:val="left"/>
             </w:pPr>
             <w:r>
-              <w:t xml:space="preserve">                                          </w:t>
-            </w:r>
-            <w:r>
-              <w:t xml:space="preserve">студент группы </w:t>
-            </w:r>
-            <w:r>
-              <w:t>2</w:t>
-            </w:r>
-            <w:r>
-              <w:t>5</w:t>
-            </w:r>
-            <w:r>
-              <w:t>-</w:t>
-            </w:r>
-            <w:r>
-              <w:t>ИТ-</w:t>
-            </w:r>
-            <w:r>
-              <w:t>2</w:t>
+              <w:t>___________</w:t>
+            </w:r>
+            <w:r>
+              <w:t>___</w:t>
+            </w:r>
+            <w:r>
+              <w:t>_______З</w:t>
+            </w:r>
+            <w:r>
+              <w:t>.</w:t>
+            </w:r>
+            <w:r>
+              <w:t>А</w:t>
+            </w:r>
+            <w:r>
+              <w:t xml:space="preserve">. </w:t>
+            </w:r>
+            <w:r>
+              <w:t>Рубаник</w:t>
             </w:r>
           </w:p>
           <w:p>
             <w:pPr>
-              <w:pStyle w:val="a7"/>
+              <w:pStyle w:val="Subtitle"/>
+              <w:tabs>
+                <w:tab w:val="left" w:pos="6237"/>
+              </w:tabs>
               <w:spacing w:after="0" w:line="360" w:lineRule="auto"/>
               <w:ind w:right="125"/>
               <w:jc w:val="left"/>
             </w:pPr>
             <w:r>
-              <w:t>___________</w:t>
-            </w:r>
-            <w:r>
-              <w:t>___</w:t>
-            </w:r>
-            <w:r>
-              <w:t>_______</w:t>
-            </w:r>
-            <w:r>
-              <w:t>З</w:t>
-            </w:r>
-            <w:r>
-              <w:t>.</w:t>
-            </w:r>
-            <w:r>
-              <w:t>А</w:t>
-            </w:r>
-            <w:r>
-              <w:t xml:space="preserve">. </w:t>
-            </w:r>
-            <w:r>
-              <w:t>Рубаник</w:t>
-            </w:r>
+              <w:t xml:space="preserve">                                          </w:t>
+            </w:r>
+            <w:r>
+              <w:t xml:space="preserve">студент группы </w:t>
+            </w:r>
+            <w:r>
+              <w:t>2</w:t>
+            </w:r>
+            <w:r>
+              <w:t>5</w:t>
+            </w:r>
+            <w:r>
+              <w:t>-</w:t>
+            </w:r>
+            <w:r>
+              <w:t>ИТ-</w:t>
+            </w:r>
+            <w:r>
+              <w:t>1</w:t>
+            </w:r>
+          </w:p>
+          <w:p>
+            <w:pPr>
+              <w:pStyle w:val="Subtitle"/>
+              <w:spacing w:after="0" w:line="360" w:lineRule="auto"/>
+              <w:ind w:right="125"/>
+              <w:jc w:val="left"/>
+            </w:pPr>
           </w:p>
         </w:tc>
       </w:tr>
@@ -250,7 +258,7 @@
           </w:tcPr>
           <w:p>
             <w:pPr>
-              <w:pStyle w:val="a7"/>
+              <w:pStyle w:val="Subtitle"/>
               <w:spacing w:after="0" w:line="360" w:lineRule="auto"/>
               <w:ind w:right="125"/>
               <w:jc w:val="left"/>
@@ -274,7 +282,33 @@
           </w:tcPr>
           <w:p>
             <w:pPr>
-              <w:pStyle w:val="a7"/>
+              <w:pStyle w:val="Subtitle"/>
+              <w:spacing w:after="0" w:line="360" w:lineRule="auto"/>
+              <w:ind w:right="125"/>
+              <w:jc w:val="left"/>
+            </w:pPr>
+            <w:r>
+              <w:t>______________</w:t>
+            </w:r>
+            <w:r>
+              <w:t>__</w:t>
+            </w:r>
+            <w:r>
+              <w:t>___</w:t>
+            </w:r>
+            <w:r>
+              <w:t>_</w:t>
+            </w:r>
+            <w:r>
+              <w:t xml:space="preserve">_ </w:t>
+            </w:r>
+            <w:r>
+              <w:t>В.А. Макарычева</w:t>
+            </w:r>
+          </w:p>
+          <w:p>
+            <w:pPr>
+              <w:pStyle w:val="Subtitle"/>
               <w:tabs>
                 <w:tab w:val="left" w:pos="6237"/>
               </w:tabs>
@@ -285,52 +319,30 @@
             <w:r>
               <w:t>ст. преподаватель</w:t>
             </w:r>
-            <w:r>
-              <w:t xml:space="preserve"> </w:t>
-            </w:r>
           </w:p>
           <w:p>
             <w:pPr>
-              <w:pStyle w:val="a7"/>
-              <w:spacing w:after="0" w:line="360" w:lineRule="auto"/>
-              <w:ind w:right="125"/>
-              <w:jc w:val="left"/>
+              <w:ind w:firstLine="2617"/>
+              <w:rPr>
+                <w:lang w:eastAsia="en-US" w:bidi="ar-SA"/>
+              </w:rPr>
             </w:pPr>
             <w:r>
-              <w:t>______________</w:t>
-            </w:r>
-            <w:r>
-              <w:t>__</w:t>
-            </w:r>
-            <w:r>
-              <w:t>___</w:t>
-            </w:r>
-            <w:r>
-              <w:t>_</w:t>
-            </w:r>
-            <w:r>
-              <w:t xml:space="preserve">_ </w:t>
-            </w:r>
-            <w:r>
-              <w:t>В</w:t>
-            </w:r>
-            <w:r>
-              <w:t xml:space="preserve">.А. </w:t>
-            </w:r>
-            <w:r>
-              <w:t>Макарычева</w:t>
+              <w:rPr>
+                <w:lang w:eastAsia="en-US" w:bidi="ar-SA"/>
+              </w:rPr>
+              <w:t>кафедры ТП</w:t>
             </w:r>
           </w:p>
           <w:p>
             <w:pPr>
-              <w:spacing w:line="360" w:lineRule="auto"/>
+              <w:jc w:val="right"/>
+              <w:rPr>
+                <w:lang w:eastAsia="en-US" w:bidi="ar-SA"/>
+              </w:rPr>
             </w:pPr>
           </w:p>
-          <w:p>
-            <w:pPr>
-              <w:spacing w:line="360" w:lineRule="auto"/>
-            </w:pPr>
-          </w:p>
+          <w:p/>
         </w:tc>
       </w:tr>
     </w:tbl>
@@ -340,7 +352,7 @@
     <w:p/>
     <w:tbl>
       <w:tblPr>
-        <w:tblStyle w:val="af"/>
+        <w:tblStyle w:val="TableGrid"/>
         <w:tblW w:w="9639" w:type="dxa"/>
         <w:tblInd w:w="534" w:type="dxa"/>
         <w:tblBorders>
@@ -478,19 +490,7 @@
               <w:t xml:space="preserve"> </w:t>
             </w:r>
             <w:r>
-              <w:t>Е</w:t>
-            </w:r>
-            <w:r>
-              <w:t>.</w:t>
-            </w:r>
-            <w:r>
-              <w:t>И</w:t>
-            </w:r>
-            <w:r>
-              <w:t xml:space="preserve">. </w:t>
-            </w:r>
-            <w:r>
-              <w:t>Юрчишко</w:t>
+              <w:t>А.А. Скуковская</w:t>
             </w:r>
           </w:p>
         </w:tc>
@@ -556,7 +556,7 @@
 <w:ftr xmlns:wpc="http://schemas.microsoft.com/office/word/2010/wordprocessingCanvas" xmlns:cx="http://schemas.microsoft.com/office/drawing/2014/chartex" xmlns:cx1="http://schemas.microsoft.com/office/drawing/2015/9/8/chartex" xmlns:cx2="http://schemas.microsoft.com/office/drawing/2015/10/21/chartex" xmlns:cx3="http://schemas.microsoft.com/office/drawing/2016/5/9/chartex" xmlns:cx4="http://schemas.microsoft.com/office/drawing/2016/5/10/chartex" xmlns:cx5="http://schemas.microsoft.com/office/drawing/2016/5/11/chartex" xmlns:cx6="http://schemas.microsoft.com/office/drawing/2016/5/12/chartex" xmlns:cx7="http://schemas.microsoft.com/office/drawing/2016/5/13/chartex" xmlns:cx8="http://schemas.microsoft.com/office/drawing/2016/5/14/chartex" xmlns:mc="http://schemas.openxmlformats.org/markup-compatibility/2006" xmlns:aink="http://schemas.microsoft.com/office/drawing/2016/ink" xmlns:am3d="http://schemas.microsoft.com/office/drawing/2017/model3d" xmlns:o="urn:schemas-microsoft-com:office:office" xmlns:r="http://schemas.openxmlformats.org/officeDocument/2006/relationships" xmlns:m="http://schemas.openxmlformats.org/officeDocument/2006/math" xmlns:v="urn:schemas-microsoft-com:vml" xmlns:wp14="http://schemas.microsoft.com/office/word/2010/wordprocessingDrawing" xmlns:wp="http://schemas.openxmlformats.org/drawingml/2006/wordprocessingDrawing" xmlns:w10="urn:schemas-microsoft-com:office:word" xmlns:w="http://schemas.openxmlformats.org/wordprocessingml/2006/main" xmlns:w14="http://schemas.microsoft.com/office/word/2010/wordml" xmlns:w15="http://schemas.microsoft.com/office/word/2012/wordml" xmlns:w16cex="http://schemas.microsoft.com/office/word/2018/wordml/cex" xmlns:w16cid="http://schemas.microsoft.com/office/word/2016/wordml/cid" xmlns:w16="http://schemas.microsoft.com/office/word/2018/wordml" xmlns:w16sdtdh="http://schemas.microsoft.com/office/word/2020/wordml/sdtdatahash" xmlns:w16se="http://schemas.microsoft.com/office/word/2015/wordml/symex" xmlns:wpg="http://schemas.microsoft.com/office/word/2010/wordprocessingGroup" xmlns:wpi="http://schemas.microsoft.com/office/word/2010/wordprocessingInk" xmlns:wne="http://schemas.microsoft.com/office/word/2006/wordml" xmlns:wps="http://schemas.microsoft.com/office/word/2010/wordprocessingShape" mc:Ignorable="w14 w15 w16se w16cid w16 w16cex w16sdtdh wp14">
   <w:p>
     <w:pPr>
-      <w:pStyle w:val="a3"/>
+      <w:pStyle w:val="BodyText"/>
       <w:spacing w:line="14" w:lineRule="auto"/>
       <w:ind w:left="0" w:firstLine="0"/>
       <w:rPr>
@@ -3156,7 +3156,7 @@
     <w:lsdException w:name="Unresolved Mention" w:semiHidden="1" w:unhideWhenUsed="1"/>
     <w:lsdException w:name="Smart Link" w:semiHidden="1" w:unhideWhenUsed="1"/>
   </w:latentStyles>
-  <w:style w:type="paragraph" w:default="1" w:styleId="a">
+  <w:style w:type="paragraph" w:default="1" w:styleId="Normal">
     <w:name w:val="Normal"/>
     <w:uiPriority w:val="1"/>
     <w:qFormat/>
@@ -3165,9 +3165,9 @@
       <w:lang w:val="ru-RU" w:eastAsia="ru-RU" w:bidi="ru-RU"/>
     </w:rPr>
   </w:style>
-  <w:style w:type="paragraph" w:styleId="1">
+  <w:style w:type="paragraph" w:styleId="Heading1">
     <w:name w:val="heading 1"/>
-    <w:basedOn w:val="a"/>
+    <w:basedOn w:val="Normal"/>
     <w:uiPriority w:val="1"/>
     <w:qFormat/>
     <w:pPr>
@@ -3182,13 +3182,13 @@
       <w:szCs w:val="28"/>
     </w:rPr>
   </w:style>
-  <w:style w:type="character" w:default="1" w:styleId="a0">
+  <w:style w:type="character" w:default="1" w:styleId="DefaultParagraphFont">
     <w:name w:val="Default Paragraph Font"/>
     <w:uiPriority w:val="1"/>
     <w:semiHidden/>
     <w:unhideWhenUsed/>
   </w:style>
-  <w:style w:type="table" w:default="1" w:styleId="a1">
+  <w:style w:type="table" w:default="1" w:styleId="TableNormal">
     <w:name w:val="Normal Table"/>
     <w:uiPriority w:val="99"/>
     <w:semiHidden/>
@@ -3203,14 +3203,14 @@
       </w:tblCellMar>
     </w:tblPr>
   </w:style>
-  <w:style w:type="numbering" w:default="1" w:styleId="a2">
+  <w:style w:type="numbering" w:default="1" w:styleId="NoList">
     <w:name w:val="No List"/>
     <w:uiPriority w:val="99"/>
     <w:semiHidden/>
     <w:unhideWhenUsed/>
   </w:style>
-  <w:style w:type="table" w:customStyle="1" w:styleId="TableNormal">
-    <w:name w:val="Table Normal"/>
+  <w:style w:type="table" w:customStyle="1" w:styleId="TableNormal1">
+    <w:name w:val="Table Normal1"/>
     <w:uiPriority w:val="2"/>
     <w:semiHidden/>
     <w:unhideWhenUsed/>
@@ -3225,9 +3225,9 @@
       </w:tblCellMar>
     </w:tblPr>
   </w:style>
-  <w:style w:type="paragraph" w:styleId="a3">
+  <w:style w:type="paragraph" w:styleId="BodyText">
     <w:name w:val="Body Text"/>
-    <w:basedOn w:val="a"/>
+    <w:basedOn w:val="Normal"/>
     <w:uiPriority w:val="1"/>
     <w:qFormat/>
     <w:pPr>
@@ -3238,9 +3238,9 @@
       <w:szCs w:val="28"/>
     </w:rPr>
   </w:style>
-  <w:style w:type="paragraph" w:styleId="a4">
+  <w:style w:type="paragraph" w:styleId="ListParagraph">
     <w:name w:val="List Paragraph"/>
-    <w:basedOn w:val="a"/>
+    <w:basedOn w:val="Normal"/>
     <w:uiPriority w:val="34"/>
     <w:qFormat/>
     <w:pPr>
@@ -3249,14 +3249,14 @@
   </w:style>
   <w:style w:type="paragraph" w:customStyle="1" w:styleId="TableParagraph">
     <w:name w:val="Table Paragraph"/>
-    <w:basedOn w:val="a"/>
+    <w:basedOn w:val="Normal"/>
     <w:uiPriority w:val="1"/>
     <w:qFormat/>
   </w:style>
-  <w:style w:type="paragraph" w:styleId="a5">
+  <w:style w:type="paragraph" w:styleId="BalloonText">
     <w:name w:val="Balloon Text"/>
-    <w:basedOn w:val="a"/>
-    <w:link w:val="a6"/>
+    <w:basedOn w:val="Normal"/>
+    <w:link w:val="BalloonTextChar"/>
     <w:uiPriority w:val="99"/>
     <w:semiHidden/>
     <w:unhideWhenUsed/>
@@ -3267,10 +3267,10 @@
       <w:szCs w:val="16"/>
     </w:rPr>
   </w:style>
-  <w:style w:type="character" w:customStyle="1" w:styleId="a6">
-    <w:name w:val="Текст выноски Знак"/>
-    <w:basedOn w:val="a0"/>
-    <w:link w:val="a5"/>
+  <w:style w:type="character" w:customStyle="1" w:styleId="BalloonTextChar">
+    <w:name w:val="Balloon Text Char"/>
+    <w:basedOn w:val="DefaultParagraphFont"/>
+    <w:link w:val="BalloonText"/>
     <w:uiPriority w:val="99"/>
     <w:semiHidden/>
     <w:rsid w:val="00914B35"/>
@@ -3281,11 +3281,11 @@
       <w:lang w:val="ru-RU" w:eastAsia="ru-RU" w:bidi="ru-RU"/>
     </w:rPr>
   </w:style>
-  <w:style w:type="paragraph" w:styleId="a7">
+  <w:style w:type="paragraph" w:styleId="Subtitle">
     <w:name w:val="Subtitle"/>
-    <w:basedOn w:val="a"/>
-    <w:next w:val="a"/>
-    <w:link w:val="a8"/>
+    <w:basedOn w:val="Normal"/>
+    <w:next w:val="Normal"/>
+    <w:link w:val="SubtitleChar"/>
     <w:uiPriority w:val="11"/>
     <w:qFormat/>
     <w:rsid w:val="00155CBD"/>
@@ -3302,10 +3302,10 @@
       <w:lang w:eastAsia="en-US" w:bidi="ar-SA"/>
     </w:rPr>
   </w:style>
-  <w:style w:type="character" w:customStyle="1" w:styleId="a8">
-    <w:name w:val="Подзаголовок Знак"/>
-    <w:basedOn w:val="a0"/>
-    <w:link w:val="a7"/>
+  <w:style w:type="character" w:customStyle="1" w:styleId="SubtitleChar">
+    <w:name w:val="Subtitle Char"/>
+    <w:basedOn w:val="DefaultParagraphFont"/>
+    <w:link w:val="Subtitle"/>
     <w:uiPriority w:val="11"/>
     <w:rsid w:val="00155CBD"/>
     <w:rPr>
@@ -3315,11 +3315,11 @@
       <w:lang w:val="ru-RU"/>
     </w:rPr>
   </w:style>
-  <w:style w:type="paragraph" w:styleId="a9">
+  <w:style w:type="paragraph" w:styleId="Title">
     <w:name w:val="Title"/>
-    <w:basedOn w:val="a"/>
-    <w:next w:val="a"/>
-    <w:link w:val="aa"/>
+    <w:basedOn w:val="Normal"/>
+    <w:next w:val="Normal"/>
+    <w:link w:val="TitleChar"/>
     <w:uiPriority w:val="10"/>
     <w:qFormat/>
     <w:rsid w:val="00155CBD"/>
@@ -3339,10 +3339,10 @@
       <w:lang w:eastAsia="en-US" w:bidi="ar-SA"/>
     </w:rPr>
   </w:style>
-  <w:style w:type="character" w:customStyle="1" w:styleId="aa">
-    <w:name w:val="Заголовок Знак"/>
-    <w:basedOn w:val="a0"/>
-    <w:link w:val="a9"/>
+  <w:style w:type="character" w:customStyle="1" w:styleId="TitleChar">
+    <w:name w:val="Title Char"/>
+    <w:basedOn w:val="DefaultParagraphFont"/>
+    <w:link w:val="Title"/>
     <w:uiPriority w:val="10"/>
     <w:rsid w:val="00155CBD"/>
     <w:rPr>
@@ -3354,10 +3354,10 @@
       <w:lang w:val="ru-RU"/>
     </w:rPr>
   </w:style>
-  <w:style w:type="paragraph" w:styleId="ab">
+  <w:style w:type="paragraph" w:styleId="Header">
     <w:name w:val="header"/>
-    <w:basedOn w:val="a"/>
-    <w:link w:val="ac"/>
+    <w:basedOn w:val="Normal"/>
+    <w:link w:val="HeaderChar"/>
     <w:uiPriority w:val="99"/>
     <w:unhideWhenUsed/>
     <w:rsid w:val="00AC1935"/>
@@ -3368,10 +3368,10 @@
       </w:tabs>
     </w:pPr>
   </w:style>
-  <w:style w:type="character" w:customStyle="1" w:styleId="ac">
-    <w:name w:val="Верхний колонтитул Знак"/>
-    <w:basedOn w:val="a0"/>
-    <w:link w:val="ab"/>
+  <w:style w:type="character" w:customStyle="1" w:styleId="HeaderChar">
+    <w:name w:val="Header Char"/>
+    <w:basedOn w:val="DefaultParagraphFont"/>
+    <w:link w:val="Header"/>
     <w:uiPriority w:val="99"/>
     <w:rsid w:val="00AC1935"/>
     <w:rPr>
@@ -3379,10 +3379,10 @@
       <w:lang w:val="ru-RU" w:eastAsia="ru-RU" w:bidi="ru-RU"/>
     </w:rPr>
   </w:style>
-  <w:style w:type="paragraph" w:styleId="ad">
+  <w:style w:type="paragraph" w:styleId="Footer">
     <w:name w:val="footer"/>
-    <w:basedOn w:val="a"/>
-    <w:link w:val="ae"/>
+    <w:basedOn w:val="Normal"/>
+    <w:link w:val="FooterChar"/>
     <w:uiPriority w:val="99"/>
     <w:unhideWhenUsed/>
     <w:rsid w:val="00AC1935"/>
@@ -3393,10 +3393,10 @@
       </w:tabs>
     </w:pPr>
   </w:style>
-  <w:style w:type="character" w:customStyle="1" w:styleId="ae">
-    <w:name w:val="Нижний колонтитул Знак"/>
-    <w:basedOn w:val="a0"/>
-    <w:link w:val="ad"/>
+  <w:style w:type="character" w:customStyle="1" w:styleId="FooterChar">
+    <w:name w:val="Footer Char"/>
+    <w:basedOn w:val="DefaultParagraphFont"/>
+    <w:link w:val="Footer"/>
     <w:uiPriority w:val="99"/>
     <w:rsid w:val="00AC1935"/>
     <w:rPr>
@@ -3404,9 +3404,9 @@
       <w:lang w:val="ru-RU" w:eastAsia="ru-RU" w:bidi="ru-RU"/>
     </w:rPr>
   </w:style>
-  <w:style w:type="table" w:styleId="af">
+  <w:style w:type="table" w:styleId="TableGrid">
     <w:name w:val="Table Grid"/>
-    <w:basedOn w:val="a1"/>
+    <w:basedOn w:val="TableNormal"/>
     <w:uiPriority w:val="59"/>
     <w:rsid w:val="008C3829"/>
     <w:tblPr>
